--- a/Seminarski Rad - Veb Dizajn.docx
+++ b/Seminarski Rad - Veb Dizajn.docx
@@ -2237,6 +2237,8 @@
         </w:rPr>
         <w:br w:type="page"/>
       </w:r>
+      <w:bookmarkStart w:id="24" w:name="_GoBack"/>
+      <w:bookmarkEnd w:id="24"/>
     </w:p>
     <w:p>
       <w:pPr>
@@ -8281,20 +8283,413 @@
         <w:t xml:space="preserve">4.1.15. Postavljanje na GITHUB </w:t>
       </w:r>
       <w:bookmarkEnd w:id="23"/>
-      <w:bookmarkStart w:id="24" w:name="_GoBack"/>
-      <w:bookmarkEnd w:id="24"/>
-    </w:p>
-    <w:p>
-      <w:r>
+    </w:p>
+    <w:p>
+      <w:pPr>
         <w:rPr>
           <w:rFonts w:hint="default"/>
         </w:rPr>
+      </w:pPr>
+      <w:r>
+        <w:rPr>
+          <w:rFonts w:hint="default"/>
+        </w:rPr>
+        <w:fldChar w:fldCharType="begin"/>
+      </w:r>
+      <w:r>
+        <w:rPr>
+          <w:rFonts w:hint="default"/>
+        </w:rPr>
+        <w:instrText xml:space="preserve"> HYPERLINK "https://github.com/srdjanbrka/web-dizajn-seminarski.git" </w:instrText>
+      </w:r>
+      <w:r>
+        <w:rPr>
+          <w:rFonts w:hint="default"/>
+        </w:rPr>
+        <w:fldChar w:fldCharType="separate"/>
+      </w:r>
+      <w:r>
+        <w:rPr>
+          <w:rStyle w:val="10"/>
+          <w:rFonts w:hint="default"/>
+        </w:rPr>
         <w:t>https://github.com/srdjanbrka/web-dizajn-seminarski.git</w:t>
       </w:r>
+      <w:r>
+        <w:rPr>
+          <w:rFonts w:hint="default"/>
+        </w:rPr>
+        <w:fldChar w:fldCharType="end"/>
+      </w:r>
+    </w:p>
+    <w:p>
+      <w:pPr>
+        <w:rPr>
+          <w:rFonts w:hint="default"/>
+          <w:lang w:val="en-US"/>
+        </w:rPr>
+      </w:pPr>
+      <w:r>
+        <w:rPr>
+          <w:rFonts w:hint="default"/>
+          <w:lang w:val="en-US"/>
+        </w:rPr>
+        <w:t>Hosting sajta</w:t>
+      </w:r>
+    </w:p>
+    <w:p>
+      <w:pPr>
+        <w:rPr>
+          <w:rFonts w:hint="default"/>
+          <w:b/>
+          <w:bCs/>
+          <w:lang w:val="en-US"/>
+        </w:rPr>
+      </w:pPr>
     </w:p>
     <w:p>
       <w:pPr>
         <w:pStyle w:val="3"/>
+        <w:rPr>
+          <w:rFonts w:hint="default"/>
+          <w:lang w:val="en-US"/>
+        </w:rPr>
+      </w:pPr>
+      <w:r>
+        <w:rPr>
+          <w:rFonts w:hint="default"/>
+          <w:lang w:val="en-US"/>
+        </w:rPr>
+        <w:drawing>
+          <wp:inline distT="0" distB="0" distL="114300" distR="114300">
+            <wp:extent cx="5727700" cy="2598420"/>
+            <wp:effectExtent l="0" t="0" r="6350" b="11430"/>
+            <wp:docPr id="6" name="Picture 6" descr="Untitledsdsdsds"/>
+            <wp:cNvGraphicFramePr>
+              <a:graphicFrameLocks xmlns:a="http://schemas.openxmlformats.org/drawingml/2006/main" noChangeAspect="1"/>
+            </wp:cNvGraphicFramePr>
+            <a:graphic xmlns:a="http://schemas.openxmlformats.org/drawingml/2006/main">
+              <a:graphicData uri="http://schemas.openxmlformats.org/drawingml/2006/picture">
+                <pic:pic xmlns:pic="http://schemas.openxmlformats.org/drawingml/2006/picture">
+                  <pic:nvPicPr>
+                    <pic:cNvPr id="6" name="Picture 6" descr="Untitledsdsdsds"/>
+                    <pic:cNvPicPr>
+                      <a:picLocks noChangeAspect="1"/>
+                    </pic:cNvPicPr>
+                  </pic:nvPicPr>
+                  <pic:blipFill>
+                    <a:blip r:embed="rId23"/>
+                    <a:stretch>
+                      <a:fillRect/>
+                    </a:stretch>
+                  </pic:blipFill>
+                  <pic:spPr>
+                    <a:xfrm>
+                      <a:off x="0" y="0"/>
+                      <a:ext cx="5727700" cy="2598420"/>
+                    </a:xfrm>
+                    <a:prstGeom prst="rect">
+                      <a:avLst/>
+                    </a:prstGeom>
+                  </pic:spPr>
+                </pic:pic>
+              </a:graphicData>
+            </a:graphic>
+          </wp:inline>
+        </w:drawing>
+      </w:r>
+    </w:p>
+    <w:p>
+      <w:pPr>
+        <w:rPr>
+          <w:rFonts w:hint="default"/>
+          <w:lang w:val="en-US"/>
+        </w:rPr>
+      </w:pPr>
+    </w:p>
+    <w:p>
+      <w:pPr>
+        <w:rPr>
+          <w:rStyle w:val="10"/>
+          <w:rFonts w:hint="default" w:ascii="Times New Roman" w:hAnsi="Times New Roman" w:cs="Times New Roman"/>
+          <w:b/>
+          <w:bCs/>
+          <w:color w:val="auto"/>
+          <w:sz w:val="24"/>
+          <w:szCs w:val="24"/>
+          <w:lang w:val="en-US"/>
+        </w:rPr>
+      </w:pPr>
+      <w:r>
+        <w:rPr>
+          <w:rStyle w:val="10"/>
+          <w:rFonts w:hint="default" w:ascii="Times New Roman" w:hAnsi="Times New Roman" w:cs="Times New Roman"/>
+          <w:b/>
+          <w:bCs/>
+          <w:color w:val="auto"/>
+          <w:sz w:val="24"/>
+          <w:szCs w:val="24"/>
+        </w:rPr>
+        <w:t>4.1.16. Primena alata za vrednovanje sajta na hosting</w:t>
+      </w:r>
+      <w:r>
+        <w:rPr>
+          <w:rStyle w:val="10"/>
+          <w:rFonts w:hint="default" w:ascii="Times New Roman" w:hAnsi="Times New Roman" w:cs="Times New Roman"/>
+          <w:b/>
+          <w:bCs/>
+          <w:color w:val="auto"/>
+          <w:sz w:val="24"/>
+          <w:szCs w:val="24"/>
+          <w:lang w:val="en-US"/>
+        </w:rPr>
+        <w:t xml:space="preserve"> </w:t>
+      </w:r>
+    </w:p>
+    <w:p>
+      <w:pPr>
+        <w:rPr>
+          <w:rStyle w:val="10"/>
+          <w:rFonts w:hint="default" w:ascii="Times New Roman" w:hAnsi="Times New Roman" w:cs="Times New Roman"/>
+          <w:b w:val="0"/>
+          <w:bCs w:val="0"/>
+          <w:color w:val="auto"/>
+          <w:sz w:val="24"/>
+          <w:szCs w:val="24"/>
+          <w:u w:val="none"/>
+          <w:lang w:val="en-US"/>
+        </w:rPr>
+      </w:pPr>
+      <w:r>
+        <w:rPr>
+          <w:rStyle w:val="10"/>
+          <w:rFonts w:hint="default" w:ascii="Times New Roman" w:hAnsi="Times New Roman" w:cs="Times New Roman"/>
+          <w:b w:val="0"/>
+          <w:bCs w:val="0"/>
+          <w:color w:val="auto"/>
+          <w:sz w:val="24"/>
+          <w:szCs w:val="24"/>
+          <w:u w:val="none"/>
+          <w:lang w:val="en-US"/>
+        </w:rPr>
+        <w:t>Za telefon:</w:t>
+      </w:r>
+    </w:p>
+    <w:p>
+      <w:pPr>
+        <w:rPr>
+          <w:rStyle w:val="10"/>
+          <w:rFonts w:hint="default" w:ascii="Times New Roman" w:hAnsi="Times New Roman" w:cs="Times New Roman"/>
+          <w:b/>
+          <w:bCs/>
+          <w:color w:val="auto"/>
+          <w:sz w:val="24"/>
+          <w:szCs w:val="24"/>
+          <w:lang w:val="en-US"/>
+        </w:rPr>
+      </w:pPr>
+    </w:p>
+    <w:p>
+      <w:pPr>
+        <w:jc w:val="center"/>
+        <w:rPr>
+          <w:rStyle w:val="10"/>
+          <w:rFonts w:hint="default" w:ascii="Times New Roman" w:hAnsi="Times New Roman" w:cs="Times New Roman"/>
+          <w:b/>
+          <w:bCs/>
+          <w:color w:val="auto"/>
+          <w:sz w:val="24"/>
+          <w:szCs w:val="24"/>
+          <w:lang w:val="en-US"/>
+        </w:rPr>
+      </w:pPr>
+      <w:r>
+        <w:rPr>
+          <w:rStyle w:val="10"/>
+          <w:rFonts w:hint="default" w:ascii="Times New Roman" w:hAnsi="Times New Roman" w:cs="Times New Roman"/>
+          <w:b/>
+          <w:bCs/>
+          <w:color w:val="auto"/>
+          <w:sz w:val="24"/>
+          <w:szCs w:val="24"/>
+          <w:lang w:val="en-US"/>
+        </w:rPr>
+        <w:drawing>
+          <wp:inline distT="0" distB="0" distL="114300" distR="114300">
+            <wp:extent cx="4769485" cy="4625975"/>
+            <wp:effectExtent l="0" t="0" r="12065" b="3175"/>
+            <wp:docPr id="17" name="Picture 17" descr="Untitledsdsdsdsaaa"/>
+            <wp:cNvGraphicFramePr>
+              <a:graphicFrameLocks xmlns:a="http://schemas.openxmlformats.org/drawingml/2006/main" noChangeAspect="1"/>
+            </wp:cNvGraphicFramePr>
+            <a:graphic xmlns:a="http://schemas.openxmlformats.org/drawingml/2006/main">
+              <a:graphicData uri="http://schemas.openxmlformats.org/drawingml/2006/picture">
+                <pic:pic xmlns:pic="http://schemas.openxmlformats.org/drawingml/2006/picture">
+                  <pic:nvPicPr>
+                    <pic:cNvPr id="17" name="Picture 17" descr="Untitledsdsdsdsaaa"/>
+                    <pic:cNvPicPr>
+                      <a:picLocks noChangeAspect="1"/>
+                    </pic:cNvPicPr>
+                  </pic:nvPicPr>
+                  <pic:blipFill>
+                    <a:blip r:embed="rId24"/>
+                    <a:srcRect l="29" b="9583"/>
+                    <a:stretch>
+                      <a:fillRect/>
+                    </a:stretch>
+                  </pic:blipFill>
+                  <pic:spPr>
+                    <a:xfrm>
+                      <a:off x="0" y="0"/>
+                      <a:ext cx="4769485" cy="4625975"/>
+                    </a:xfrm>
+                    <a:prstGeom prst="rect">
+                      <a:avLst/>
+                    </a:prstGeom>
+                  </pic:spPr>
+                </pic:pic>
+              </a:graphicData>
+            </a:graphic>
+          </wp:inline>
+        </w:drawing>
+      </w:r>
+    </w:p>
+    <w:p>
+      <w:pPr>
+        <w:jc w:val="left"/>
+        <w:rPr>
+          <w:rStyle w:val="10"/>
+          <w:rFonts w:hint="default" w:ascii="Times New Roman" w:hAnsi="Times New Roman" w:cs="Times New Roman"/>
+          <w:b/>
+          <w:bCs/>
+          <w:color w:val="auto"/>
+          <w:sz w:val="24"/>
+          <w:szCs w:val="24"/>
+          <w:lang w:val="en-US"/>
+        </w:rPr>
+      </w:pPr>
+      <w:r>
+        <w:rPr>
+          <w:rStyle w:val="10"/>
+          <w:rFonts w:hint="default" w:ascii="Times New Roman" w:hAnsi="Times New Roman" w:cs="Times New Roman"/>
+          <w:b w:val="0"/>
+          <w:bCs w:val="0"/>
+          <w:color w:val="auto"/>
+          <w:sz w:val="24"/>
+          <w:szCs w:val="24"/>
+          <w:u w:val="none"/>
+          <w:lang w:val="en-US"/>
+        </w:rPr>
+        <w:t>Za ra</w:t>
+      </w:r>
+      <w:r>
+        <w:rPr>
+          <w:rStyle w:val="10"/>
+          <w:rFonts w:hint="default" w:ascii="Times New Roman" w:hAnsi="Times New Roman" w:cs="Times New Roman"/>
+          <w:b w:val="0"/>
+          <w:bCs w:val="0"/>
+          <w:color w:val="auto"/>
+          <w:sz w:val="24"/>
+          <w:szCs w:val="24"/>
+          <w:u w:val="none"/>
+          <w:lang w:val="sr-Latn-RS"/>
+        </w:rPr>
+        <w:t>čunar</w:t>
+      </w:r>
+      <w:r>
+        <w:rPr>
+          <w:rStyle w:val="10"/>
+          <w:rFonts w:hint="default" w:ascii="Times New Roman" w:hAnsi="Times New Roman" w:cs="Times New Roman"/>
+          <w:b w:val="0"/>
+          <w:bCs w:val="0"/>
+          <w:color w:val="auto"/>
+          <w:sz w:val="24"/>
+          <w:szCs w:val="24"/>
+          <w:u w:val="none"/>
+          <w:lang w:val="en-US"/>
+        </w:rPr>
+        <w:t>:</w:t>
+      </w:r>
+    </w:p>
+    <w:p>
+      <w:pPr>
+        <w:jc w:val="center"/>
+        <w:rPr>
+          <w:rStyle w:val="10"/>
+          <w:rFonts w:hint="default" w:ascii="Times New Roman" w:hAnsi="Times New Roman" w:cs="Times New Roman"/>
+          <w:b w:val="0"/>
+          <w:bCs w:val="0"/>
+          <w:color w:val="auto"/>
+          <w:sz w:val="24"/>
+          <w:szCs w:val="24"/>
+          <w:u w:val="none"/>
+          <w:lang w:val="en-US"/>
+        </w:rPr>
+      </w:pPr>
+      <w:r>
+        <w:rPr>
+          <w:rStyle w:val="10"/>
+          <w:rFonts w:hint="default" w:ascii="Times New Roman" w:hAnsi="Times New Roman" w:cs="Times New Roman"/>
+          <w:b/>
+          <w:bCs/>
+          <w:color w:val="auto"/>
+          <w:sz w:val="24"/>
+          <w:szCs w:val="24"/>
+          <w:lang w:val="en-US"/>
+        </w:rPr>
+        <w:drawing>
+          <wp:inline distT="0" distB="0" distL="114300" distR="114300">
+            <wp:extent cx="4803775" cy="4735830"/>
+            <wp:effectExtent l="0" t="0" r="15875" b="7620"/>
+            <wp:docPr id="20" name="Picture 20" descr="wewew"/>
+            <wp:cNvGraphicFramePr>
+              <a:graphicFrameLocks xmlns:a="http://schemas.openxmlformats.org/drawingml/2006/main" noChangeAspect="1"/>
+            </wp:cNvGraphicFramePr>
+            <a:graphic xmlns:a="http://schemas.openxmlformats.org/drawingml/2006/main">
+              <a:graphicData uri="http://schemas.openxmlformats.org/drawingml/2006/picture">
+                <pic:pic xmlns:pic="http://schemas.openxmlformats.org/drawingml/2006/picture">
+                  <pic:nvPicPr>
+                    <pic:cNvPr id="20" name="Picture 20" descr="wewew"/>
+                    <pic:cNvPicPr>
+                      <a:picLocks noChangeAspect="1"/>
+                    </pic:cNvPicPr>
+                  </pic:nvPicPr>
+                  <pic:blipFill>
+                    <a:blip r:embed="rId25"/>
+                    <a:srcRect l="-117" b="7282"/>
+                    <a:stretch>
+                      <a:fillRect/>
+                    </a:stretch>
+                  </pic:blipFill>
+                  <pic:spPr>
+                    <a:xfrm>
+                      <a:off x="0" y="0"/>
+                      <a:ext cx="4803775" cy="4735830"/>
+                    </a:xfrm>
+                    <a:prstGeom prst="rect">
+                      <a:avLst/>
+                    </a:prstGeom>
+                  </pic:spPr>
+                </pic:pic>
+              </a:graphicData>
+            </a:graphic>
+          </wp:inline>
+        </w:drawing>
+      </w:r>
+    </w:p>
+    <w:p>
+      <w:pPr>
+        <w:jc w:val="center"/>
+        <w:rPr>
+          <w:rStyle w:val="10"/>
+          <w:rFonts w:hint="default" w:ascii="Times New Roman" w:hAnsi="Times New Roman" w:cs="Times New Roman"/>
+          <w:b/>
+          <w:bCs/>
+          <w:color w:val="auto"/>
+          <w:sz w:val="24"/>
+          <w:szCs w:val="24"/>
+          <w:lang w:val="en-US"/>
+        </w:rPr>
       </w:pPr>
     </w:p>
     <w:sectPr>
@@ -8339,7 +8734,7 @@
     <w:sdtPr>
       <w:id w:val="1465488344"/>
       <w:docPartObj>
-        <w:docPartGallery w:val="AutoText"/>
+        <w:docPartGallery w:val="autotext"/>
       </w:docPartObj>
     </w:sdtPr>
     <w:sdtContent>
@@ -8429,7 +8824,7 @@
     <w:lsdException w:uiPriority="99" w:name="index 7"/>
     <w:lsdException w:uiPriority="99" w:name="index 8"/>
     <w:lsdException w:uiPriority="99" w:name="index 9"/>
-    <w:lsdException w:uiPriority="39" w:semiHidden="0" w:name="toc 1"/>
+    <w:lsdException w:qFormat="1" w:uiPriority="39" w:semiHidden="0" w:name="toc 1"/>
     <w:lsdException w:qFormat="1" w:uiPriority="39" w:semiHidden="0" w:name="toc 2"/>
     <w:lsdException w:uiPriority="39" w:name="toc 3"/>
     <w:lsdException w:uiPriority="39" w:name="toc 4"/>
@@ -8441,8 +8836,8 @@
     <w:lsdException w:uiPriority="99" w:name="Normal Indent"/>
     <w:lsdException w:uiPriority="99" w:name="footnote text"/>
     <w:lsdException w:uiPriority="99" w:name="annotation text"/>
-    <w:lsdException w:uiPriority="99" w:name="header"/>
-    <w:lsdException w:uiPriority="99" w:semiHidden="0" w:name="footer"/>
+    <w:lsdException w:qFormat="1" w:uiPriority="99" w:name="header"/>
+    <w:lsdException w:qFormat="1" w:uiPriority="99" w:semiHidden="0" w:name="footer"/>
     <w:lsdException w:uiPriority="99" w:name="index heading"/>
     <w:lsdException w:qFormat="1" w:uiPriority="35" w:name="caption"/>
     <w:lsdException w:uiPriority="99" w:name="table of figures"/>
@@ -8495,14 +8890,14 @@
     <w:lsdException w:uiPriority="99" w:name="Body Text Indent 2"/>
     <w:lsdException w:uiPriority="99" w:name="Body Text Indent 3"/>
     <w:lsdException w:uiPriority="99" w:name="Block Text"/>
-    <w:lsdException w:uiPriority="99" w:semiHidden="0" w:name="Hyperlink"/>
+    <w:lsdException w:qFormat="1" w:uiPriority="99" w:semiHidden="0" w:name="Hyperlink"/>
     <w:lsdException w:uiPriority="99" w:name="FollowedHyperlink"/>
     <w:lsdException w:qFormat="1" w:unhideWhenUsed="0" w:uiPriority="22" w:semiHidden="0" w:name="Strong"/>
     <w:lsdException w:qFormat="1" w:unhideWhenUsed="0" w:uiPriority="20" w:semiHidden="0" w:name="Emphasis"/>
     <w:lsdException w:uiPriority="99" w:name="Document Map"/>
     <w:lsdException w:uiPriority="99" w:name="Plain Text"/>
     <w:lsdException w:uiPriority="99" w:name="E-mail Signature"/>
-    <w:lsdException w:uiPriority="99" w:name="Normal (Web)"/>
+    <w:lsdException w:qFormat="1" w:uiPriority="99" w:name="Normal (Web)"/>
     <w:lsdException w:uiPriority="99" w:name="HTML Acronym"/>
     <w:lsdException w:uiPriority="99" w:name="HTML Address"/>
     <w:lsdException w:uiPriority="99" w:name="HTML Cite"/>
@@ -8513,7 +8908,7 @@
     <w:lsdException w:uiPriority="99" w:name="HTML Sample"/>
     <w:lsdException w:uiPriority="99" w:name="HTML Typewriter"/>
     <w:lsdException w:uiPriority="99" w:name="HTML Variable"/>
-    <w:lsdException w:uiPriority="99" w:name="Normal Table"/>
+    <w:lsdException w:qFormat="1" w:uiPriority="99" w:name="Normal Table"/>
     <w:lsdException w:uiPriority="99" w:name="annotation subject"/>
     <w:lsdException w:uiPriority="99" w:name="Table Simple 1"/>
     <w:lsdException w:uiPriority="99" w:name="Table Simple 2"/>
@@ -8557,8 +8952,8 @@
     <w:lsdException w:uiPriority="99" w:name="Table Web 1"/>
     <w:lsdException w:uiPriority="99" w:name="Table Web 2"/>
     <w:lsdException w:uiPriority="99" w:name="Table Web 3"/>
-    <w:lsdException w:uiPriority="99" w:name="Balloon Text"/>
-    <w:lsdException w:unhideWhenUsed="0" w:uiPriority="59" w:semiHidden="0" w:name="Table Grid"/>
+    <w:lsdException w:qFormat="1" w:uiPriority="99" w:name="Balloon Text"/>
+    <w:lsdException w:qFormat="1" w:unhideWhenUsed="0" w:uiPriority="59" w:semiHidden="0" w:name="Table Grid"/>
     <w:lsdException w:uiPriority="99" w:name="Table Theme"/>
     <w:lsdException w:unhideWhenUsed="0" w:uiPriority="60" w:semiHidden="0" w:name="Light Shading"/>
     <w:lsdException w:unhideWhenUsed="0" w:uiPriority="61" w:semiHidden="0" w:name="Light List"/>
@@ -8749,6 +9144,7 @@
     <w:name w:val="Normal Table"/>
     <w:semiHidden/>
     <w:unhideWhenUsed/>
+    <w:qFormat/>
     <w:uiPriority w:val="99"/>
     <w:tblPr>
       <w:tblCellMar>
@@ -8765,6 +9161,7 @@
     <w:link w:val="16"/>
     <w:semiHidden/>
     <w:unhideWhenUsed/>
+    <w:qFormat/>
     <w:uiPriority w:val="99"/>
     <w:pPr>
       <w:spacing w:after="0" w:line="240" w:lineRule="auto"/>
@@ -8780,6 +9177,7 @@
     <w:basedOn w:val="1"/>
     <w:link w:val="18"/>
     <w:unhideWhenUsed/>
+    <w:qFormat/>
     <w:uiPriority w:val="99"/>
     <w:pPr>
       <w:tabs>
@@ -8795,6 +9193,7 @@
     <w:link w:val="17"/>
     <w:semiHidden/>
     <w:unhideWhenUsed/>
+    <w:qFormat/>
     <w:uiPriority w:val="99"/>
     <w:pPr>
       <w:tabs>
@@ -8808,6 +9207,7 @@
     <w:name w:val="Hyperlink"/>
     <w:basedOn w:val="5"/>
     <w:unhideWhenUsed/>
+    <w:qFormat/>
     <w:uiPriority w:val="99"/>
     <w:rPr>
       <w:color w:val="0000FF"/>
@@ -8819,6 +9219,7 @@
     <w:basedOn w:val="1"/>
     <w:semiHidden/>
     <w:unhideWhenUsed/>
+    <w:qFormat/>
     <w:uiPriority w:val="99"/>
     <w:pPr>
       <w:spacing w:before="100" w:beforeAutospacing="1" w:after="100" w:afterAutospacing="1" w:line="240" w:lineRule="auto"/>
@@ -8832,6 +9233,7 @@
   <w:style w:type="table" w:styleId="12">
     <w:name w:val="Table Grid"/>
     <w:basedOn w:val="6"/>
+    <w:qFormat/>
     <w:uiPriority w:val="59"/>
     <w:tblPr>
       <w:tblBorders>
@@ -8850,6 +9252,7 @@
     <w:next w:val="1"/>
     <w:autoRedefine/>
     <w:unhideWhenUsed/>
+    <w:qFormat/>
     <w:uiPriority w:val="39"/>
     <w:pPr>
       <w:spacing w:after="100"/>
@@ -8883,6 +9286,7 @@
     <w:basedOn w:val="5"/>
     <w:link w:val="7"/>
     <w:semiHidden/>
+    <w:qFormat/>
     <w:uiPriority w:val="99"/>
     <w:rPr>
       <w:rFonts w:ascii="Tahoma" w:hAnsi="Tahoma" w:cs="Tahoma"/>
